--- a/downloads/02_Technical_Explainer_Retrieval_Is_Not_Knowing.docx
+++ b/downloads/02_Technical_Explainer_Retrieval_Is_Not_Knowing.docx
@@ -34,7 +34,7 @@
           <w:color w:val="5A6670"/>
           <w:sz w:val="18"/>
         </w:rPr>
-        <w:t>Original application writing sample  |  Sharmila Rammohan</w:t>
+        <w:t>Original application writing sample  |  Sharmila Das</w:t>
       </w:r>
     </w:p>
     <w:p>
@@ -264,7 +264,7 @@
         <w:color w:val="5A6670"/>
         <w:sz w:val="16"/>
       </w:rPr>
-      <w:t>Sharmila Rammohan  •  Writing Sample</w:t>
+      <w:t>Sharmila Das  •  Writing Sample</w:t>
     </w:r>
   </w:p>
 </w:ftr>
